--- a/Labs/EG 04-Mock Java.docx
+++ b/Labs/EG 04-Mock Java.docx
@@ -76,7 +76,13 @@
         <w:t xml:space="preserve"> </w:t>
       </w:r>
       <w:r>
-        <w:t>Mocked Books database</w:t>
+        <w:t xml:space="preserve">Mocked </w:t>
+      </w:r>
+      <w:r>
+        <w:t xml:space="preserve">user </w:t>
+      </w:r>
+      <w:r>
+        <w:t xml:space="preserve"> database</w:t>
       </w:r>
       <w:r>
         <w:t>.</w:t>
@@ -102,6 +108,7 @@
       <w:r>
         <w:t xml:space="preserve"> </w:t>
       </w:r>
+      <w:proofErr w:type="spellStart"/>
       <w:r>
         <w:rPr>
           <w:b/>
@@ -116,6 +123,7 @@
         </w:rPr>
         <w:t>Service</w:t>
       </w:r>
+      <w:proofErr w:type="spellEnd"/>
       <w:r>
         <w:t xml:space="preserve"> class that </w:t>
       </w:r>
@@ -132,7 +140,10 @@
         <w:t>database</w:t>
       </w:r>
       <w:r>
-        <w:t xml:space="preserve"> of books</w:t>
+        <w:t xml:space="preserve"> of </w:t>
+      </w:r>
+      <w:r>
+        <w:t>users</w:t>
       </w:r>
       <w:r>
         <w:t>.</w:t>
@@ -260,6 +271,7 @@
         <w:tab/>
         <w:t>&lt;</w:t>
       </w:r>
+      <w:proofErr w:type="spellStart"/>
       <w:r>
         <w:rPr>
           <w:rFonts w:ascii="Consolas" w:hAnsi="Consolas"/>
@@ -271,17 +283,43 @@
         </w:rPr>
         <w:t>groupId</w:t>
       </w:r>
-      <w:r>
-        <w:rPr>
-          <w:rFonts w:ascii="Consolas" w:hAnsi="Consolas"/>
-          <w:b/>
-          <w:bCs/>
-          <w:color w:val="000000"/>
-          <w:sz w:val="22"/>
-          <w:szCs w:val="22"/>
-        </w:rPr>
-        <w:t>&gt;org.mockito&lt;/</w:t>
-      </w:r>
+      <w:proofErr w:type="spellEnd"/>
+      <w:r>
+        <w:rPr>
+          <w:rFonts w:ascii="Consolas" w:hAnsi="Consolas"/>
+          <w:b/>
+          <w:bCs/>
+          <w:color w:val="000000"/>
+          <w:sz w:val="22"/>
+          <w:szCs w:val="22"/>
+        </w:rPr>
+        <w:t>&gt;</w:t>
+      </w:r>
+      <w:proofErr w:type="spellStart"/>
+      <w:r>
+        <w:rPr>
+          <w:rFonts w:ascii="Consolas" w:hAnsi="Consolas"/>
+          <w:b/>
+          <w:bCs/>
+          <w:color w:val="000000"/>
+          <w:sz w:val="22"/>
+          <w:szCs w:val="22"/>
+        </w:rPr>
+        <w:t>org.mockito</w:t>
+      </w:r>
+      <w:proofErr w:type="spellEnd"/>
+      <w:r>
+        <w:rPr>
+          <w:rFonts w:ascii="Consolas" w:hAnsi="Consolas"/>
+          <w:b/>
+          <w:bCs/>
+          <w:color w:val="000000"/>
+          <w:sz w:val="22"/>
+          <w:szCs w:val="22"/>
+        </w:rPr>
+        <w:t>&lt;/</w:t>
+      </w:r>
+      <w:proofErr w:type="spellStart"/>
       <w:r>
         <w:rPr>
           <w:rFonts w:ascii="Consolas" w:hAnsi="Consolas"/>
@@ -293,6 +331,7 @@
         </w:rPr>
         <w:t>groupId</w:t>
       </w:r>
+      <w:proofErr w:type="spellEnd"/>
       <w:r>
         <w:rPr>
           <w:rFonts w:ascii="Consolas" w:hAnsi="Consolas"/>
@@ -343,6 +382,7 @@
         <w:tab/>
         <w:t>&lt;</w:t>
       </w:r>
+      <w:proofErr w:type="spellStart"/>
       <w:r>
         <w:rPr>
           <w:rFonts w:ascii="Consolas" w:hAnsi="Consolas"/>
@@ -354,17 +394,43 @@
         </w:rPr>
         <w:t>artifactId</w:t>
       </w:r>
-      <w:r>
-        <w:rPr>
-          <w:rFonts w:ascii="Consolas" w:hAnsi="Consolas"/>
-          <w:b/>
-          <w:bCs/>
-          <w:color w:val="000000"/>
-          <w:sz w:val="22"/>
-          <w:szCs w:val="22"/>
-        </w:rPr>
-        <w:t>&gt;mockito-core&lt;/</w:t>
-      </w:r>
+      <w:proofErr w:type="spellEnd"/>
+      <w:r>
+        <w:rPr>
+          <w:rFonts w:ascii="Consolas" w:hAnsi="Consolas"/>
+          <w:b/>
+          <w:bCs/>
+          <w:color w:val="000000"/>
+          <w:sz w:val="22"/>
+          <w:szCs w:val="22"/>
+        </w:rPr>
+        <w:t>&gt;</w:t>
+      </w:r>
+      <w:proofErr w:type="spellStart"/>
+      <w:r>
+        <w:rPr>
+          <w:rFonts w:ascii="Consolas" w:hAnsi="Consolas"/>
+          <w:b/>
+          <w:bCs/>
+          <w:color w:val="000000"/>
+          <w:sz w:val="22"/>
+          <w:szCs w:val="22"/>
+        </w:rPr>
+        <w:t>mockito</w:t>
+      </w:r>
+      <w:proofErr w:type="spellEnd"/>
+      <w:r>
+        <w:rPr>
+          <w:rFonts w:ascii="Consolas" w:hAnsi="Consolas"/>
+          <w:b/>
+          <w:bCs/>
+          <w:color w:val="000000"/>
+          <w:sz w:val="22"/>
+          <w:szCs w:val="22"/>
+        </w:rPr>
+        <w:t>-core&lt;/</w:t>
+      </w:r>
+      <w:proofErr w:type="spellStart"/>
       <w:r>
         <w:rPr>
           <w:rFonts w:ascii="Consolas" w:hAnsi="Consolas"/>
@@ -376,6 +442,7 @@
         </w:rPr>
         <w:t>artifactId</w:t>
       </w:r>
+      <w:proofErr w:type="spellEnd"/>
       <w:r>
         <w:rPr>
           <w:rFonts w:ascii="Consolas" w:hAnsi="Consolas"/>
@@ -632,6 +699,7 @@
       <w:r>
         <w:t xml:space="preserve">Write a test class to test the </w:t>
       </w:r>
+      <w:proofErr w:type="spellStart"/>
       <w:r>
         <w:rPr>
           <w:b/>
@@ -646,6 +714,7 @@
         </w:rPr>
         <w:t>Service</w:t>
       </w:r>
+      <w:proofErr w:type="spellEnd"/>
       <w:r>
         <w:t xml:space="preserve"> </w:t>
       </w:r>
